--- a/modelos/Dispensa xx Proc xx -  MINUTA DE 15.04.2026.docx
+++ b/modelos/Dispensa xx Proc xx -  MINUTA DE 15.04.2026.docx
@@ -40,27 +40,7 @@
           <w:sz w:val="40"/>
           <w:szCs w:val="40"/>
         </w:rPr>
-        <w:t>{{</w:t>
-      </w:r>
-      <w:proofErr w:type="gramStart"/>
-      <w:r>
-        <w:rPr>
-          <w:rFonts w:ascii="Calibri" w:hAnsi="Calibri" w:cs="Calibri"/>
-          <w:iCs/>
-          <w:sz w:val="40"/>
-          <w:szCs w:val="40"/>
-        </w:rPr>
-        <w:t>N.MODALIDADE</w:t>
-      </w:r>
-      <w:proofErr w:type="gramEnd"/>
-      <w:r>
-        <w:rPr>
-          <w:rFonts w:ascii="Calibri" w:hAnsi="Calibri" w:cs="Calibri"/>
-          <w:iCs/>
-          <w:sz w:val="40"/>
-          <w:szCs w:val="40"/>
-        </w:rPr>
-        <w:t>}}</w:t>
+        <w:t>{{N.MODALIDADE}}</w:t>
       </w:r>
     </w:p>
     <w:p>
@@ -278,39 +258,7 @@
           <w:sz w:val="28"/>
           <w:szCs w:val="28"/>
         </w:rPr>
-        <w:t>R$</w:t>
-      </w:r>
-      <w:r>
-        <w:rPr>
-          <w:rFonts w:ascii="Calibri" w:hAnsi="Calibri" w:cs="Calibri"/>
-          <w:sz w:val="28"/>
-          <w:szCs w:val="28"/>
-        </w:rPr>
-        <w:t xml:space="preserve"> {{VALOR}}</w:t>
-      </w:r>
-      <w:r>
-        <w:rPr>
-          <w:rFonts w:ascii="Calibri" w:hAnsi="Calibri" w:cs="Calibri"/>
-          <w:sz w:val="28"/>
-          <w:szCs w:val="28"/>
-        </w:rPr>
-        <w:t xml:space="preserve"> </w:t>
-      </w:r>
-      <w:r>
-        <w:rPr>
-          <w:rFonts w:ascii="Calibri" w:hAnsi="Calibri" w:cs="Calibri"/>
-          <w:sz w:val="28"/>
-          <w:szCs w:val="28"/>
-        </w:rPr>
-        <w:t>({{VALOR EXT}}</w:t>
-      </w:r>
-      <w:r>
-        <w:rPr>
-          <w:rFonts w:ascii="Calibri" w:hAnsi="Calibri" w:cs="Calibri"/>
-          <w:sz w:val="28"/>
-          <w:szCs w:val="28"/>
-        </w:rPr>
-        <w:t>)</w:t>
+        <w:t>{{VALOR}}</w:t>
       </w:r>
     </w:p>
     <w:p>
@@ -752,18 +700,10 @@
       <w:bookmarkStart w:id="1" w:name="_Toc216938896"/>
       <w:r>
         <w:lastRenderedPageBreak/>
-        <w:t>{{MINUTA DE</w:t>
-      </w:r>
-      <w:proofErr w:type="gramStart"/>
-      <w:r>
-        <w:t>}}</w:t>
-      </w:r>
-      <w:r>
-        <w:t>AVISO</w:t>
-      </w:r>
-      <w:proofErr w:type="gramEnd"/>
-      <w:r>
-        <w:t xml:space="preserve"> DE DISPENSA </w:t>
+        <w:t>{{MINUTA DE}}</w:t>
+      </w:r>
+      <w:r>
+        <w:t xml:space="preserve">AVISO DE DISPENSA </w:t>
       </w:r>
       <w:r>
         <w:t>DE LICITAÇÃO</w:t>
@@ -819,25 +759,7 @@
           <w:sz w:val="24"/>
           <w:szCs w:val="24"/>
         </w:rPr>
-        <w:t>{{</w:t>
-      </w:r>
-      <w:proofErr w:type="gramStart"/>
-      <w:r>
-        <w:rPr>
-          <w:rFonts w:ascii="Calibri" w:hAnsi="Calibri" w:cs="Calibri"/>
-          <w:sz w:val="24"/>
-          <w:szCs w:val="24"/>
-        </w:rPr>
-        <w:t>N.PROCESSO</w:t>
-      </w:r>
-      <w:proofErr w:type="gramEnd"/>
-      <w:r>
-        <w:rPr>
-          <w:rFonts w:ascii="Calibri" w:hAnsi="Calibri" w:cs="Calibri"/>
-          <w:sz w:val="24"/>
-          <w:szCs w:val="24"/>
-        </w:rPr>
-        <w:t>}}</w:t>
+        <w:t>{{N.PROCESSO}}</w:t>
       </w:r>
     </w:p>
     <w:p>
@@ -886,25 +808,7 @@
           <w:sz w:val="24"/>
           <w:szCs w:val="24"/>
         </w:rPr>
-        <w:t>{{</w:t>
-      </w:r>
-      <w:proofErr w:type="gramStart"/>
-      <w:r>
-        <w:rPr>
-          <w:rFonts w:ascii="Calibri" w:hAnsi="Calibri" w:cs="Calibri"/>
-          <w:sz w:val="24"/>
-          <w:szCs w:val="24"/>
-        </w:rPr>
-        <w:t>N.MODALIDADE</w:t>
-      </w:r>
-      <w:proofErr w:type="gramEnd"/>
-      <w:r>
-        <w:rPr>
-          <w:rFonts w:ascii="Calibri" w:hAnsi="Calibri" w:cs="Calibri"/>
-          <w:sz w:val="24"/>
-          <w:szCs w:val="24"/>
-        </w:rPr>
-        <w:t>}}</w:t>
+        <w:t>{{N.MODALIDADE}}</w:t>
       </w:r>
     </w:p>
     <w:p>
@@ -1194,27 +1098,7 @@
           <w:sz w:val="24"/>
           <w:szCs w:val="24"/>
         </w:rPr>
-        <w:t xml:space="preserve">I - </w:t>
-      </w:r>
-      <w:proofErr w:type="gramStart"/>
-      <w:r>
-        <w:rPr>
-          <w:rFonts w:ascii="Calibri" w:hAnsi="Calibri" w:cs="Calibri"/>
-          <w:i/>
-          <w:sz w:val="24"/>
-          <w:szCs w:val="24"/>
-        </w:rPr>
-        <w:t>para</w:t>
-      </w:r>
-      <w:proofErr w:type="gramEnd"/>
-      <w:r>
-        <w:rPr>
-          <w:rFonts w:ascii="Calibri" w:hAnsi="Calibri" w:cs="Calibri"/>
-          <w:i/>
-          <w:sz w:val="24"/>
-          <w:szCs w:val="24"/>
-        </w:rPr>
-        <w:t xml:space="preserve"> contratação que envolva valores inferiores a R$ 130.984,20* (cento e trinta mil novecentos e oitenta e quatro reais e vinte centavos), no caso de obras e serviços de engenharia ou de serviços de manutenção de veículos automotores;</w:t>
+        <w:t>I - para contratação que envolva valores inferiores a R$ 130.984,20* (cento e trinta mil novecentos e oitenta e quatro reais e vinte centavos), no caso de obras e serviços de engenharia ou de serviços de manutenção de veículos automotores;</w:t>
       </w:r>
     </w:p>
     <w:p>
@@ -1242,27 +1126,7 @@
           <w:sz w:val="24"/>
           <w:szCs w:val="24"/>
         </w:rPr>
-        <w:t xml:space="preserve">II - </w:t>
-      </w:r>
-      <w:proofErr w:type="gramStart"/>
-      <w:r>
-        <w:rPr>
-          <w:rFonts w:ascii="Calibri" w:hAnsi="Calibri" w:cs="Calibri"/>
-          <w:i/>
-          <w:sz w:val="24"/>
-          <w:szCs w:val="24"/>
-        </w:rPr>
-        <w:t>para</w:t>
-      </w:r>
-      <w:proofErr w:type="gramEnd"/>
-      <w:r>
-        <w:rPr>
-          <w:rFonts w:ascii="Calibri" w:hAnsi="Calibri" w:cs="Calibri"/>
-          <w:i/>
-          <w:sz w:val="24"/>
-          <w:szCs w:val="24"/>
-        </w:rPr>
-        <w:t xml:space="preserve"> contratação que envolva valores inferiores a R$ 65.492,11* (sessenta e cinco mil quatrocentos e noventa e dois reais e onze centavos), no caso de outros serviços e compras;</w:t>
+        <w:t>II - para contratação que envolva valores inferiores a R$ 65.492,11* (sessenta e cinco mil quatrocentos e noventa e dois reais e onze centavos), no caso de outros serviços e compras;</w:t>
       </w:r>
     </w:p>
     <w:p>
@@ -5306,21 +5170,7 @@
         <w:rPr>
           <w:rFonts w:eastAsiaTheme="minorEastAsia"/>
         </w:rPr>
-        <w:t xml:space="preserve">Os licitantes e </w:t>
-      </w:r>
-      <w:proofErr w:type="spellStart"/>
-      <w:r>
-        <w:rPr>
-          <w:rFonts w:eastAsiaTheme="minorEastAsia"/>
-        </w:rPr>
-        <w:t>esta</w:t>
-      </w:r>
-      <w:proofErr w:type="spellEnd"/>
-      <w:r>
-        <w:rPr>
-          <w:rFonts w:eastAsiaTheme="minorEastAsia"/>
-        </w:rPr>
-        <w:t xml:space="preserve"> prefeitura cooperarão entre si no cumprimento das obrigações referentes ao exercício dos direitos dos Titulares previstos na LGPD e nas Leis e Regulamentos de Proteção de Dados em vigor e no atendimento de requisições e determinações do Poder Judiciário, Ministério Público, órgãos de controle administrativo etc.</w:t>
+        <w:t>Os licitantes e esta prefeitura cooperarão entre si no cumprimento das obrigações referentes ao exercício dos direitos dos Titulares previstos na LGPD e nas Leis e Regulamentos de Proteção de Dados em vigor e no atendimento de requisições e determinações do Poder Judiciário, Ministério Público, órgãos de controle administrativo etc.</w:t>
       </w:r>
     </w:p>
     <w:p>
@@ -6582,13 +6432,8 @@
         <w:t>Os licitantes encaminharão, exclusivamente por meio do sistema</w:t>
       </w:r>
       <w:r>
-        <w:t xml:space="preserve"> </w:t>
-      </w:r>
-      <w:proofErr w:type="spellStart"/>
-      <w:r>
-        <w:t>BLLCompras</w:t>
-      </w:r>
-      <w:proofErr w:type="spellEnd"/>
+        <w:t xml:space="preserve"> BLLCompras</w:t>
+      </w:r>
       <w:r>
         <w:t xml:space="preserve"> (</w:t>
       </w:r>
@@ -8128,25 +7973,7 @@
           <w:sz w:val="24"/>
           <w:szCs w:val="24"/>
         </w:rPr>
-        <w:t xml:space="preserve"> Certidão da Junta Comercial comprovando Enquadramento – ME ou EPP ou Equiparadas, registrada na Junta Comercial na forma do Art. 8º. </w:t>
-      </w:r>
-      <w:proofErr w:type="spellStart"/>
-      <w:r>
-        <w:rPr>
-          <w:rFonts w:ascii="Calibri" w:hAnsi="Calibri" w:cs="Calibri"/>
-          <w:sz w:val="24"/>
-          <w:szCs w:val="24"/>
-        </w:rPr>
-        <w:t>da</w:t>
-      </w:r>
-      <w:proofErr w:type="spellEnd"/>
-      <w:r>
-        <w:rPr>
-          <w:rFonts w:ascii="Calibri" w:hAnsi="Calibri" w:cs="Calibri"/>
-          <w:sz w:val="24"/>
-          <w:szCs w:val="24"/>
-        </w:rPr>
-        <w:t xml:space="preserve"> IN 103/2007 do DNRC,</w:t>
+        <w:t xml:space="preserve"> Certidão da Junta Comercial comprovando Enquadramento – ME ou EPP ou Equiparadas, registrada na Junta Comercial na forma do Art. 8º. da IN 103/2007 do DNRC,</w:t>
       </w:r>
       <w:bookmarkStart w:id="23" w:name="_Hlk179359919"/>
       <w:r>
@@ -18398,15 +18225,7 @@
         <w:t xml:space="preserve"> ou serviço executado</w:t>
       </w:r>
       <w:r>
-        <w:t xml:space="preserve">, sendo formalizado </w:t>
-      </w:r>
-      <w:proofErr w:type="spellStart"/>
-      <w:r>
-        <w:t>por</w:t>
-      </w:r>
-      <w:proofErr w:type="spellEnd"/>
-      <w:r>
-        <w:t xml:space="preserve"> termo circunstanciado de recebimento definitivo. </w:t>
+        <w:t xml:space="preserve">, sendo formalizado por termo circunstanciado de recebimento definitivo. </w:t>
       </w:r>
     </w:p>
     <w:p>
@@ -20668,17 +20487,10 @@
         <w:rPr>
           <w:u w:val="single"/>
         </w:rPr>
-        <w:t xml:space="preserve">R$ </w:t>
-      </w:r>
-      <w:r>
-        <w:rPr>
-          <w:u w:val="single"/>
-        </w:rPr>
-        <w:t>{{VALOR}} ({{VALOR EXT}})</w:t>
-      </w:r>
-      <w:r>
-        <w:rPr>
-          <w:b/>
+        <w:t>{{VALOR}}</w:t>
+      </w:r>
+      <w:r>
+        <w:rPr>
           <w:u w:val="single"/>
         </w:rPr>
         <w:t>.</w:t>
@@ -21331,16 +21143,7 @@
           <w:sz w:val="24"/>
           <w:szCs w:val="24"/>
         </w:rPr>
-        <w:t xml:space="preserve">ensejar o retardamento da execução ou da entrega do objeto da licitação sem motivo </w:t>
-      </w:r>
-      <w:r>
-        <w:rPr>
-          <w:rFonts w:ascii="Calibri" w:hAnsi="Calibri" w:cs="Calibri"/>
-          <w:sz w:val="24"/>
-          <w:szCs w:val="24"/>
-        </w:rPr>
-        <w:lastRenderedPageBreak/>
-        <w:t>justificado;</w:t>
+        <w:t>ensejar o retardamento da execução ou da entrega do objeto da licitação sem motivo justificado;</w:t>
       </w:r>
     </w:p>
     <w:p>
@@ -21370,6 +21173,7 @@
           <w:sz w:val="24"/>
           <w:szCs w:val="24"/>
         </w:rPr>
+        <w:lastRenderedPageBreak/>
         <w:t>apresentar declaração ou documentação falsa exigida para o certame ou prestar declaração falsa durante a licitação ou a execução do contrato</w:t>
       </w:r>
       <w:r>
@@ -22020,11 +21824,11 @@
         <w:t xml:space="preserve"> ou instrumento contratual equivalente</w:t>
       </w:r>
       <w:r>
-        <w:t xml:space="preserve">; comportar-se de modo inidôneo </w:t>
+        <w:t xml:space="preserve">; comportar-se de modo inidôneo ou cometer fraude de qualquer natureza; praticar atos ilícitos com vistas a frustrar os objetivos </w:t>
       </w:r>
       <w:r>
         <w:lastRenderedPageBreak/>
-        <w:t>ou cometer fraude de qualquer natureza; praticar atos ilícitos com vistas a frustrar os objetivos da licitação; praticar ato lesivo previsto no art. 5º da Lei nº 12.846, de 1º de agosto de 2013</w:t>
+        <w:t>da licitação; praticar ato lesivo previsto no art. 5º da Lei nº 12.846, de 1º de agosto de 2013</w:t>
       </w:r>
       <w:r>
         <w:t xml:space="preserve">, bem como pelas infrações administrativas </w:t>
@@ -22438,11 +22242,7 @@
       <w:bookmarkStart w:id="124" w:name="art159"/>
       <w:bookmarkEnd w:id="124"/>
       <w:r>
-        <w:t xml:space="preserve">Os atos previstos como infrações administrativas nesta Lei ou em outras leis de licitações e contratos da Administração Pública que também sejam tipificados como atos lesivos na Lei nº 12.846, de 1º de agosto de 2013, serão apurados e julgados conjuntamente, nos mesmos autos, </w:t>
-      </w:r>
-      <w:r>
-        <w:lastRenderedPageBreak/>
-        <w:t>observados o rito procedimental e a autoridade competente definidos na referida Lei.</w:t>
+        <w:t>Os atos previstos como infrações administrativas nesta Lei ou em outras leis de licitações e contratos da Administração Pública que também sejam tipificados como atos lesivos na Lei nº 12.846, de 1º de agosto de 2013, serão apurados e julgados conjuntamente, nos mesmos autos, observados o rito procedimental e a autoridade competente definidos na referida Lei.</w:t>
       </w:r>
     </w:p>
     <w:p>
@@ -22459,6 +22259,7 @@
       <w:bookmarkEnd w:id="125"/>
       <w:bookmarkEnd w:id="126"/>
       <w:r>
+        <w:lastRenderedPageBreak/>
         <w:t>A personalidade jurídica poderá ser desconsiderada sempre que utilizada com abuso do direito para facilitar, encobrir ou dissimular a prática dos atos ilícitos previstos nesta Lei ou para provocar confusão patrimonial, e, nesse caso, todos os efeitos das sanções aplicadas à pessoa jurídica serão estendidos aos seus administradores e sócios com poderes de administração, a pessoa jurídica sucessora ou a empresa do mesmo ramo com relação de coligação ou controle, de fato ou de direito, com o sancionado, observados, em todos os casos, o contraditório, a ampla defesa e a obrigatoriedade de análise jurídica prévia.</w:t>
       </w:r>
     </w:p>
@@ -22483,23 +22284,7 @@
         <w:t>á</w:t>
       </w:r>
       <w:r>
-        <w:t>, no prazo máximo 15 (quinze) dias úteis, contado da data de aplicação da sanção, informar e manter atualizados os dados relativos às sanções por eles aplicadas, para fins de publicidade no Cadastro Nacional de Empresas Inidôneas e Suspensas (</w:t>
-      </w:r>
-      <w:proofErr w:type="spellStart"/>
-      <w:r>
-        <w:t>Ceis</w:t>
-      </w:r>
-      <w:proofErr w:type="spellEnd"/>
-      <w:r>
-        <w:t>) e no Cadastro Nacional de Empresas Punidas (</w:t>
-      </w:r>
-      <w:proofErr w:type="spellStart"/>
-      <w:r>
-        <w:t>Cnep</w:t>
-      </w:r>
-      <w:proofErr w:type="spellEnd"/>
-      <w:r>
-        <w:t>), instituídos no âmbito do Poder Executivo federal.</w:t>
+        <w:t>, no prazo máximo 15 (quinze) dias úteis, contado da data de aplicação da sanção, informar e manter atualizados os dados relativos às sanções por eles aplicadas, para fins de publicidade no Cadastro Nacional de Empresas Inidôneas e Suspensas (Ceis) e no Cadastro Nacional de Empresas Punidas (Cnep), instituídos no âmbito do Poder Executivo federal.</w:t>
       </w:r>
     </w:p>
     <w:p>
@@ -22979,7 +22764,6 @@
         </w:rPr>
         <w:t xml:space="preserve">não cumprimento ou cumprimento irregular de normas </w:t>
       </w:r>
-      <w:proofErr w:type="spellStart"/>
       <w:r>
         <w:rPr>
           <w:rFonts w:ascii="Calibri" w:hAnsi="Calibri" w:cs="Calibri"/>
@@ -22994,16 +22778,7 @@
           <w:sz w:val="24"/>
           <w:szCs w:val="24"/>
         </w:rPr>
-        <w:t>ícias</w:t>
-      </w:r>
-      <w:proofErr w:type="spellEnd"/>
-      <w:r>
-        <w:rPr>
-          <w:rFonts w:ascii="Calibri" w:hAnsi="Calibri" w:cs="Calibri"/>
-          <w:sz w:val="24"/>
-          <w:szCs w:val="24"/>
-        </w:rPr>
-        <w:t xml:space="preserve"> ou de cláusulas contratuais, de especificações, de projetos ou de prazos;</w:t>
+        <w:t>ícias ou de cláusulas contratuais, de especificações, de projetos ou de prazos;</w:t>
       </w:r>
     </w:p>
     <w:p>
@@ -23037,8 +22812,16 @@
           <w:sz w:val="24"/>
           <w:szCs w:val="24"/>
         </w:rPr>
+        <w:t xml:space="preserve">desatendimento das determinações regulares emitidas pela autoridade designada para </w:t>
+      </w:r>
+      <w:r>
+        <w:rPr>
+          <w:rFonts w:ascii="Calibri" w:hAnsi="Calibri" w:cs="Calibri"/>
+          <w:sz w:val="24"/>
+          <w:szCs w:val="24"/>
+        </w:rPr>
         <w:lastRenderedPageBreak/>
-        <w:t>desatendimento das determinações regulares emitidas pela autoridade designada para acompanhar e fiscalizar sua execução ou por autoridade superior;</w:t>
+        <w:t>acompanhar e fiscalizar sua execução ou por autoridade superior;</w:t>
       </w:r>
     </w:p>
     <w:p>
@@ -23672,7 +23455,7 @@
           <w:sz w:val="24"/>
           <w:szCs w:val="24"/>
         </w:rPr>
-        <w:t xml:space="preserve">assegurarão ao contratado o direito de optar pela suspensão do cumprimento das </w:t>
+        <w:t xml:space="preserve">assegurarão ao contratado o direito de optar pela suspensão do cumprimento das obrigações assumidas até a normalização da situação, admitido o restabelecimento do equilíbrio </w:t>
       </w:r>
       <w:r>
         <w:rPr>
@@ -23681,7 +23464,7 @@
           <w:szCs w:val="24"/>
         </w:rPr>
         <w:lastRenderedPageBreak/>
-        <w:t xml:space="preserve">obrigações assumidas até a normalização da situação, admitido o restabelecimento do equilíbrio econômico-financeiro do </w:t>
+        <w:t xml:space="preserve">econômico-financeiro do </w:t>
       </w:r>
       <w:r>
         <w:rPr>
@@ -24530,6 +24313,7 @@
       <w:bookmarkStart w:id="140" w:name="_Toc216938923"/>
       <w:bookmarkStart w:id="141" w:name="_Toc216941003"/>
       <w:r>
+        <w:lastRenderedPageBreak/>
         <w:t>DAS DISPOSIÇÕES FINAIS</w:t>
       </w:r>
       <w:bookmarkEnd w:id="140"/>
@@ -25423,25 +25207,7 @@
           <w:sz w:val="24"/>
           <w:szCs w:val="24"/>
         </w:rPr>
-        <w:t>PROCESSO Nº {{</w:t>
-      </w:r>
-      <w:proofErr w:type="gramStart"/>
-      <w:r>
-        <w:rPr>
-          <w:rFonts w:ascii="Calibri" w:hAnsi="Calibri" w:cs="Calibri"/>
-          <w:sz w:val="24"/>
-          <w:szCs w:val="24"/>
-        </w:rPr>
-        <w:t>N.PROCESSO</w:t>
-      </w:r>
-      <w:proofErr w:type="gramEnd"/>
-      <w:r>
-        <w:rPr>
-          <w:rFonts w:ascii="Calibri" w:hAnsi="Calibri" w:cs="Calibri"/>
-          <w:sz w:val="24"/>
-          <w:szCs w:val="24"/>
-        </w:rPr>
-        <w:t>}}</w:t>
+        <w:t>PROCESSO Nº {{N.PROCESSO}}</w:t>
       </w:r>
     </w:p>
     <w:p>
@@ -25474,16 +25240,7 @@
           <w:sz w:val="24"/>
           <w:szCs w:val="24"/>
         </w:rPr>
-        <w:t xml:space="preserve"> Nº {{</w:t>
-      </w:r>
-      <w:proofErr w:type="gramStart"/>
-      <w:r>
-        <w:rPr>
-          <w:rFonts w:ascii="Calibri" w:hAnsi="Calibri" w:cs="Calibri"/>
-          <w:sz w:val="24"/>
-          <w:szCs w:val="24"/>
-        </w:rPr>
-        <w:t>N</w:t>
+        <w:t xml:space="preserve"> Nº {{N</w:t>
       </w:r>
       <w:r>
         <w:rPr>
@@ -25499,16 +25256,7 @@
           <w:sz w:val="24"/>
           <w:szCs w:val="24"/>
         </w:rPr>
-        <w:t>MODALIDADE</w:t>
-      </w:r>
-      <w:proofErr w:type="gramEnd"/>
-      <w:r>
-        <w:rPr>
-          <w:rFonts w:ascii="Calibri" w:hAnsi="Calibri" w:cs="Calibri"/>
-          <w:sz w:val="24"/>
-          <w:szCs w:val="24"/>
-        </w:rPr>
-        <w:t>}}</w:t>
+        <w:t>MODALIDADE}}</w:t>
       </w:r>
     </w:p>
     <w:p>
@@ -26939,7 +26687,6 @@
           <w:szCs w:val="24"/>
         </w:rPr>
       </w:pPr>
-      <w:proofErr w:type="spellStart"/>
       <w:r>
         <w:rPr>
           <w:rFonts w:ascii="Calibri" w:hAnsi="Calibri" w:cs="Calibri"/>
@@ -26948,40 +26695,7 @@
           <w:sz w:val="24"/>
           <w:szCs w:val="24"/>
         </w:rPr>
-        <w:t>Obs</w:t>
-      </w:r>
-      <w:proofErr w:type="spellEnd"/>
-      <w:r>
-        <w:rPr>
-          <w:rFonts w:ascii="Calibri" w:hAnsi="Calibri" w:cs="Calibri"/>
-          <w:b/>
-          <w:bCs/>
-          <w:sz w:val="24"/>
-          <w:szCs w:val="24"/>
-        </w:rPr>
-        <w:t>: esta proposta deverá ser preenchida em papel timbrado da empresa proponente e assinada pelo(s) seu(s) representante(s) legal(</w:t>
-      </w:r>
-      <w:proofErr w:type="spellStart"/>
-      <w:r>
-        <w:rPr>
-          <w:rFonts w:ascii="Calibri" w:hAnsi="Calibri" w:cs="Calibri"/>
-          <w:b/>
-          <w:bCs/>
-          <w:sz w:val="24"/>
-          <w:szCs w:val="24"/>
-        </w:rPr>
-        <w:t>is</w:t>
-      </w:r>
-      <w:proofErr w:type="spellEnd"/>
-      <w:r>
-        <w:rPr>
-          <w:rFonts w:ascii="Calibri" w:hAnsi="Calibri" w:cs="Calibri"/>
-          <w:b/>
-          <w:bCs/>
-          <w:sz w:val="24"/>
-          <w:szCs w:val="24"/>
-        </w:rPr>
-        <w:t>) e/ou procurador(es) devidamente habilitado(s).</w:t>
+        <w:t>Obs: esta proposta deverá ser preenchida em papel timbrado da empresa proponente e assinada pelo(s) seu(s) representante(s) legal(is) e/ou procurador(es) devidamente habilitado(s).</w:t>
       </w:r>
     </w:p>
     <w:p>
@@ -27143,25 +26857,7 @@
           <w:sz w:val="24"/>
           <w:szCs w:val="24"/>
         </w:rPr>
-        <w:t>{{</w:t>
-      </w:r>
-      <w:proofErr w:type="gramStart"/>
-      <w:r>
-        <w:rPr>
-          <w:rFonts w:ascii="Calibri" w:hAnsi="Calibri" w:cs="Calibri"/>
-          <w:sz w:val="24"/>
-          <w:szCs w:val="24"/>
-        </w:rPr>
-        <w:t>N.PROCESSO</w:t>
-      </w:r>
-      <w:proofErr w:type="gramEnd"/>
-      <w:r>
-        <w:rPr>
-          <w:rFonts w:ascii="Calibri" w:hAnsi="Calibri" w:cs="Calibri"/>
-          <w:sz w:val="24"/>
-          <w:szCs w:val="24"/>
-        </w:rPr>
-        <w:t>}}</w:t>
+        <w:t>{{N.PROCESSO}}</w:t>
       </w:r>
     </w:p>
     <w:p>
@@ -27202,25 +26898,7 @@
           <w:sz w:val="24"/>
           <w:szCs w:val="24"/>
         </w:rPr>
-        <w:t>{{</w:t>
-      </w:r>
-      <w:proofErr w:type="gramStart"/>
-      <w:r>
-        <w:rPr>
-          <w:rFonts w:ascii="Calibri" w:hAnsi="Calibri" w:cs="Calibri"/>
-          <w:sz w:val="24"/>
-          <w:szCs w:val="24"/>
-        </w:rPr>
-        <w:t>N.MODALIDADE</w:t>
-      </w:r>
-      <w:proofErr w:type="gramEnd"/>
-      <w:r>
-        <w:rPr>
-          <w:rFonts w:ascii="Calibri" w:hAnsi="Calibri" w:cs="Calibri"/>
-          <w:sz w:val="24"/>
-          <w:szCs w:val="24"/>
-        </w:rPr>
-        <w:t>}}</w:t>
+        <w:t>{{N.MODALIDADE}}</w:t>
       </w:r>
     </w:p>
     <w:p>
@@ -28631,19 +28309,22 @@
           <w:sz w:val="24"/>
           <w:szCs w:val="24"/>
         </w:rPr>
-        <w:t>{{</w:t>
-      </w:r>
-      <w:proofErr w:type="gramStart"/>
-      <w:r>
+        <w:t>{{N.PROCESSO}}</w:t>
+      </w:r>
+    </w:p>
+    <w:p>
+      <w:pPr>
+        <w:tabs>
+          <w:tab w:val="left" w:pos="0"/>
+        </w:tabs>
+        <w:jc w:val="both"/>
         <w:rPr>
           <w:rFonts w:ascii="Calibri" w:hAnsi="Calibri" w:cs="Calibri"/>
           <w:b/>
           <w:sz w:val="24"/>
           <w:szCs w:val="24"/>
         </w:rPr>
-        <w:t>N.PROCESSO</w:t>
-      </w:r>
-      <w:proofErr w:type="gramEnd"/>
+      </w:pPr>
       <w:r>
         <w:rPr>
           <w:rFonts w:ascii="Calibri" w:hAnsi="Calibri" w:cs="Calibri"/>
@@ -28651,22 +28332,17 @@
           <w:sz w:val="24"/>
           <w:szCs w:val="24"/>
         </w:rPr>
-        <w:t>}}</w:t>
-      </w:r>
-    </w:p>
-    <w:p>
-      <w:pPr>
-        <w:tabs>
-          <w:tab w:val="left" w:pos="0"/>
-        </w:tabs>
-        <w:jc w:val="both"/>
+        <w:t>DISPENSA</w:t>
+      </w:r>
+      <w:r>
         <w:rPr>
           <w:rFonts w:ascii="Calibri" w:hAnsi="Calibri" w:cs="Calibri"/>
           <w:b/>
           <w:sz w:val="24"/>
           <w:szCs w:val="24"/>
         </w:rPr>
-      </w:pPr>
+        <w:t xml:space="preserve"> Nº </w:t>
+      </w:r>
       <w:r>
         <w:rPr>
           <w:rFonts w:ascii="Calibri" w:hAnsi="Calibri" w:cs="Calibri"/>
@@ -28674,45 +28350,7 @@
           <w:sz w:val="24"/>
           <w:szCs w:val="24"/>
         </w:rPr>
-        <w:t>DISPENSA</w:t>
-      </w:r>
-      <w:r>
-        <w:rPr>
-          <w:rFonts w:ascii="Calibri" w:hAnsi="Calibri" w:cs="Calibri"/>
-          <w:b/>
-          <w:sz w:val="24"/>
-          <w:szCs w:val="24"/>
-        </w:rPr>
-        <w:t xml:space="preserve"> Nº </w:t>
-      </w:r>
-      <w:r>
-        <w:rPr>
-          <w:rFonts w:ascii="Calibri" w:hAnsi="Calibri" w:cs="Calibri"/>
-          <w:b/>
-          <w:sz w:val="24"/>
-          <w:szCs w:val="24"/>
-        </w:rPr>
-        <w:t>{{</w:t>
-      </w:r>
-      <w:proofErr w:type="gramStart"/>
-      <w:r>
-        <w:rPr>
-          <w:rFonts w:ascii="Calibri" w:hAnsi="Calibri" w:cs="Calibri"/>
-          <w:b/>
-          <w:sz w:val="24"/>
-          <w:szCs w:val="24"/>
-        </w:rPr>
-        <w:t>N.MODALIDADE</w:t>
-      </w:r>
-      <w:proofErr w:type="gramEnd"/>
-      <w:r>
-        <w:rPr>
-          <w:rFonts w:ascii="Calibri" w:hAnsi="Calibri" w:cs="Calibri"/>
-          <w:b/>
-          <w:sz w:val="24"/>
-          <w:szCs w:val="24"/>
-        </w:rPr>
-        <w:t>}}</w:t>
+        <w:t>{{N.MODALIDADE}}</w:t>
       </w:r>
     </w:p>
     <w:p>
@@ -29237,15 +28875,7 @@
         <w:t xml:space="preserve">Proc. </w:t>
       </w:r>
       <w:r>
-        <w:t>{{</w:t>
-      </w:r>
-      <w:proofErr w:type="gramStart"/>
-      <w:r>
-        <w:t>N.PROCESSO</w:t>
-      </w:r>
-      <w:proofErr w:type="gramEnd"/>
-      <w:r>
-        <w:t>}}</w:t>
+        <w:t>{{N.PROCESSO}}</w:t>
       </w:r>
       <w:r>
         <w:t xml:space="preserve"> </w:t>
@@ -29260,15 +28890,7 @@
         <w:t xml:space="preserve"> </w:t>
       </w:r>
       <w:r>
-        <w:t>{{</w:t>
-      </w:r>
-      <w:proofErr w:type="gramStart"/>
-      <w:r>
-        <w:t>N.MODALIDADE</w:t>
-      </w:r>
-      <w:proofErr w:type="gramEnd"/>
-      <w:r>
-        <w:t>}}</w:t>
+        <w:t>{{N.MODALIDADE}}</w:t>
       </w:r>
       <w:r>
         <w:t xml:space="preserve"> </w:t>
@@ -31863,15 +31485,7 @@
         <w:ind w:left="0" w:firstLine="0"/>
       </w:pPr>
       <w:r>
-        <w:t xml:space="preserve">O recebimento definitivo ocorrerá em até 03 (três) dias úteis após o recebimento provisório, mediante verificação da qualidade, quantidade e conformidade do material entregue ou serviço executado, sendo formalizado </w:t>
-      </w:r>
-      <w:proofErr w:type="spellStart"/>
-      <w:r>
-        <w:t>por</w:t>
-      </w:r>
-      <w:proofErr w:type="spellEnd"/>
-      <w:r>
-        <w:t xml:space="preserve"> termo circunstanciado de recebimento definitivo. </w:t>
+        <w:t xml:space="preserve">O recebimento definitivo ocorrerá em até 03 (três) dias úteis após o recebimento provisório, mediante verificação da qualidade, quantidade e conformidade do material entregue ou serviço executado, sendo formalizado por termo circunstanciado de recebimento definitivo. </w:t>
       </w:r>
     </w:p>
     <w:p>
@@ -35173,23 +34787,7 @@
         <w:t xml:space="preserve">A Prefeitura Municipal deverá, no prazo máximo 15 (quinze) dias úteis, contado da data de aplicação da </w:t>
       </w:r>
       <w:r>
-        <w:t>sanção, informar e manter atualizados os dados relativos às sanções por eles aplicadas, para fins de publicidade no Cadastro Nacional de Empresas Inidôneas e Suspensas (</w:t>
-      </w:r>
-      <w:proofErr w:type="spellStart"/>
-      <w:r>
-        <w:t>Ceis</w:t>
-      </w:r>
-      <w:proofErr w:type="spellEnd"/>
-      <w:r>
-        <w:t>) e no Cadastro Nacional de Empresas Punidas (</w:t>
-      </w:r>
-      <w:proofErr w:type="spellStart"/>
-      <w:r>
-        <w:t>Cnep</w:t>
-      </w:r>
-      <w:proofErr w:type="spellEnd"/>
-      <w:r>
-        <w:t>), instituídos no âmbito do Poder Executivo federal.</w:t>
+        <w:t>sanção, informar e manter atualizados os dados relativos às sanções por eles aplicadas, para fins de publicidade no Cadastro Nacional de Empresas Inidôneas e Suspensas (Ceis) e no Cadastro Nacional de Empresas Punidas (Cnep), instituídos no âmbito do Poder Executivo federal.</w:t>
       </w:r>
     </w:p>
     <w:p>
@@ -35580,7 +35178,6 @@
         </w:rPr>
         <w:t xml:space="preserve">não cumprimento ou cumprimento irregular de normas </w:t>
       </w:r>
-      <w:proofErr w:type="spellStart"/>
       <w:r>
         <w:rPr>
           <w:rFonts w:ascii="Calibri" w:hAnsi="Calibri" w:cs="Calibri"/>
@@ -35595,16 +35192,7 @@
           <w:sz w:val="24"/>
           <w:szCs w:val="24"/>
         </w:rPr>
-        <w:t>ícias</w:t>
-      </w:r>
-      <w:proofErr w:type="spellEnd"/>
-      <w:r>
-        <w:rPr>
-          <w:rFonts w:ascii="Calibri" w:hAnsi="Calibri" w:cs="Calibri"/>
-          <w:sz w:val="24"/>
-          <w:szCs w:val="24"/>
-        </w:rPr>
-        <w:t xml:space="preserve"> ou de cláusulas contratuais, de especificações, de projetos ou de prazos;</w:t>
+        <w:t>ícias ou de cláusulas contratuais, de especificações, de projetos ou de prazos;</w:t>
       </w:r>
     </w:p>
     <w:p>
@@ -38204,9 +37792,8 @@
           <w:sz w:val="24"/>
           <w:szCs w:val="24"/>
         </w:rPr>
-        <w:t>{{</w:t>
-      </w:r>
-      <w:proofErr w:type="gramStart"/>
+        <w:t>{{N.PROCESSO}}</w:t>
+      </w:r>
       <w:r>
         <w:rPr>
           <w:rFonts w:ascii="Calibri" w:hAnsi="Calibri" w:cs="Calibri"/>
@@ -38214,7 +37801,7 @@
           <w:sz w:val="24"/>
           <w:szCs w:val="24"/>
         </w:rPr>
-        <w:t>N.PROCESSO}}</w:t>
+        <w:t xml:space="preserve">             </w:t>
       </w:r>
       <w:r>
         <w:rPr>
@@ -38223,9 +37810,8 @@
           <w:sz w:val="24"/>
           <w:szCs w:val="24"/>
         </w:rPr>
-        <w:t xml:space="preserve">   </w:t>
-      </w:r>
-      <w:proofErr w:type="gramEnd"/>
+        <w:t>DISPENSA</w:t>
+      </w:r>
       <w:r>
         <w:rPr>
           <w:rFonts w:ascii="Calibri" w:hAnsi="Calibri" w:cs="Calibri"/>
@@ -38233,7 +37819,7 @@
           <w:sz w:val="24"/>
           <w:szCs w:val="24"/>
         </w:rPr>
-        <w:t xml:space="preserve">          </w:t>
+        <w:t xml:space="preserve"> </w:t>
       </w:r>
       <w:r>
         <w:rPr>
@@ -38242,45 +37828,7 @@
           <w:sz w:val="24"/>
           <w:szCs w:val="24"/>
         </w:rPr>
-        <w:t>DISPENSA</w:t>
-      </w:r>
-      <w:r>
-        <w:rPr>
-          <w:rFonts w:ascii="Calibri" w:hAnsi="Calibri" w:cs="Calibri"/>
-          <w:b/>
-          <w:sz w:val="24"/>
-          <w:szCs w:val="24"/>
-        </w:rPr>
-        <w:t xml:space="preserve"> </w:t>
-      </w:r>
-      <w:r>
-        <w:rPr>
-          <w:rFonts w:ascii="Calibri" w:hAnsi="Calibri" w:cs="Calibri"/>
-          <w:b/>
-          <w:sz w:val="24"/>
-          <w:szCs w:val="24"/>
-        </w:rPr>
-        <w:t>{{</w:t>
-      </w:r>
-      <w:proofErr w:type="gramStart"/>
-      <w:r>
-        <w:rPr>
-          <w:rFonts w:ascii="Calibri" w:hAnsi="Calibri" w:cs="Calibri"/>
-          <w:b/>
-          <w:sz w:val="24"/>
-          <w:szCs w:val="24"/>
-        </w:rPr>
-        <w:t>N.MODALIDADE</w:t>
-      </w:r>
-      <w:proofErr w:type="gramEnd"/>
-      <w:r>
-        <w:rPr>
-          <w:rFonts w:ascii="Calibri" w:hAnsi="Calibri" w:cs="Calibri"/>
-          <w:b/>
-          <w:sz w:val="24"/>
-          <w:szCs w:val="24"/>
-        </w:rPr>
-        <w:t>}}</w:t>
+        <w:t>{{N.MODALIDADE}}</w:t>
       </w:r>
     </w:p>
     <w:p>
@@ -38715,43 +38263,7 @@
           <w:sz w:val="24"/>
           <w:szCs w:val="24"/>
         </w:rPr>
-        <w:t xml:space="preserve">as informações pessoais dos responsáveis pela contratante e interessados estão cadastradas no módulo eletrônico do “Cadastro Corporativo TCESP – </w:t>
-      </w:r>
-      <w:proofErr w:type="spellStart"/>
-      <w:r>
-        <w:rPr>
-          <w:rFonts w:ascii="Calibri" w:hAnsi="Calibri" w:cs="Calibri"/>
-          <w:sz w:val="24"/>
-          <w:szCs w:val="24"/>
-        </w:rPr>
-        <w:t>CadTCESP</w:t>
-      </w:r>
-      <w:proofErr w:type="spellEnd"/>
-      <w:r>
-        <w:rPr>
-          <w:rFonts w:ascii="Calibri" w:hAnsi="Calibri" w:cs="Calibri"/>
-          <w:sz w:val="24"/>
-          <w:szCs w:val="24"/>
-        </w:rPr>
-        <w:t>”, nos termos previstos no Artigo 2º das Instruções nº01/2020, conforme “Declaração(</w:t>
-      </w:r>
-      <w:proofErr w:type="spellStart"/>
-      <w:r>
-        <w:rPr>
-          <w:rFonts w:ascii="Calibri" w:hAnsi="Calibri" w:cs="Calibri"/>
-          <w:sz w:val="24"/>
-          <w:szCs w:val="24"/>
-        </w:rPr>
-        <w:t>ões</w:t>
-      </w:r>
-      <w:proofErr w:type="spellEnd"/>
-      <w:r>
-        <w:rPr>
-          <w:rFonts w:ascii="Calibri" w:hAnsi="Calibri" w:cs="Calibri"/>
-          <w:sz w:val="24"/>
-          <w:szCs w:val="24"/>
-        </w:rPr>
-        <w:t>) de Atualização Cadastral” anexa (s);</w:t>
+        <w:t>as informações pessoais dos responsáveis pela contratante e interessados estão cadastradas no módulo eletrônico do “Cadastro Corporativo TCESP – CadTCESP”, nos termos previstos no Artigo 2º das Instruções nº01/2020, conforme “Declaração(ões) de Atualização Cadastral” anexa (s);</w:t>
       </w:r>
     </w:p>
     <w:p>
@@ -39817,25 +39329,7 @@
           <w:sz w:val="24"/>
           <w:szCs w:val="24"/>
         </w:rPr>
-        <w:t>(*) - O Termo de Ciência e Notificação e/ou Cadastro do(s) Responsável(</w:t>
-      </w:r>
-      <w:proofErr w:type="spellStart"/>
-      <w:r>
-        <w:rPr>
-          <w:rFonts w:ascii="Calibri" w:hAnsi="Calibri" w:cs="Calibri"/>
-          <w:sz w:val="24"/>
-          <w:szCs w:val="24"/>
-        </w:rPr>
-        <w:t>is</w:t>
-      </w:r>
-      <w:proofErr w:type="spellEnd"/>
-      <w:r>
-        <w:rPr>
-          <w:rFonts w:ascii="Calibri" w:hAnsi="Calibri" w:cs="Calibri"/>
-          <w:sz w:val="24"/>
-          <w:szCs w:val="24"/>
-        </w:rPr>
-        <w:t xml:space="preserve">) deve identificar as pessoas físicas que tenham concorrido para a prática do ato jurídico, na condição de ordenador da despesa; de partes contratantes; de responsáveis por ações de acompanhamento, </w:t>
+        <w:t xml:space="preserve">(*) - O Termo de Ciência e Notificação e/ou Cadastro do(s) Responsável(is) deve identificar as pessoas físicas que tenham concorrido para a prática do ato jurídico, na condição de ordenador da despesa; de partes contratantes; de responsáveis por ações de acompanhamento, </w:t>
       </w:r>
       <w:r>
         <w:rPr>
@@ -39913,9 +39407,8 @@
           <w:sz w:val="24"/>
           <w:szCs w:val="24"/>
         </w:rPr>
-        <w:t>{{</w:t>
-      </w:r>
-      <w:proofErr w:type="gramStart"/>
+        <w:t>{{N.PROCESSO}}</w:t>
+      </w:r>
       <w:r>
         <w:rPr>
           <w:rFonts w:ascii="Calibri" w:hAnsi="Calibri" w:cs="Calibri"/>
@@ -39923,7 +39416,7 @@
           <w:sz w:val="24"/>
           <w:szCs w:val="24"/>
         </w:rPr>
-        <w:t>N.PROCESSO}}</w:t>
+        <w:t xml:space="preserve">             </w:t>
       </w:r>
       <w:r>
         <w:rPr>
@@ -39932,9 +39425,8 @@
           <w:sz w:val="24"/>
           <w:szCs w:val="24"/>
         </w:rPr>
-        <w:t xml:space="preserve">   </w:t>
-      </w:r>
-      <w:proofErr w:type="gramEnd"/>
+        <w:t>DISPENSA</w:t>
+      </w:r>
       <w:r>
         <w:rPr>
           <w:rFonts w:ascii="Calibri" w:hAnsi="Calibri" w:cs="Calibri"/>
@@ -39942,7 +39434,7 @@
           <w:sz w:val="24"/>
           <w:szCs w:val="24"/>
         </w:rPr>
-        <w:t xml:space="preserve">          </w:t>
+        <w:t xml:space="preserve"> </w:t>
       </w:r>
       <w:r>
         <w:rPr>
@@ -39951,37 +39443,8 @@
           <w:sz w:val="24"/>
           <w:szCs w:val="24"/>
         </w:rPr>
-        <w:t>DISPENSA</w:t>
-      </w:r>
-      <w:r>
-        <w:rPr>
-          <w:rFonts w:ascii="Calibri" w:hAnsi="Calibri" w:cs="Calibri"/>
-          <w:b/>
-          <w:sz w:val="24"/>
-          <w:szCs w:val="24"/>
-        </w:rPr>
-        <w:t xml:space="preserve"> </w:t>
-      </w:r>
-      <w:r>
-        <w:rPr>
-          <w:rFonts w:ascii="Calibri" w:hAnsi="Calibri" w:cs="Calibri"/>
-          <w:b/>
-          <w:sz w:val="24"/>
-          <w:szCs w:val="24"/>
-        </w:rPr>
-        <w:t>{{</w:t>
-      </w:r>
-      <w:proofErr w:type="gramStart"/>
-      <w:r>
-        <w:rPr>
-          <w:rFonts w:ascii="Calibri" w:hAnsi="Calibri" w:cs="Calibri"/>
-          <w:b/>
-          <w:sz w:val="24"/>
-          <w:szCs w:val="24"/>
-        </w:rPr>
-        <w:t>N.MODALIDADE</w:t>
-      </w:r>
-      <w:proofErr w:type="gramEnd"/>
+        <w:t>{{N.MODALIDADE</w:t>
+      </w:r>
       <w:r>
         <w:rPr>
           <w:rFonts w:ascii="Calibri" w:hAnsi="Calibri" w:cs="Calibri"/>
@@ -40756,21 +40219,7 @@
       <w:rPr>
         <w:rFonts w:ascii="Calibri" w:hAnsi="Calibri" w:cs="Calibri"/>
       </w:rPr>
-      <w:t>{{</w:t>
-    </w:r>
-    <w:proofErr w:type="gramStart"/>
-    <w:r>
-      <w:rPr>
-        <w:rFonts w:ascii="Calibri" w:hAnsi="Calibri" w:cs="Calibri"/>
-      </w:rPr>
-      <w:t>N.PROCESSO</w:t>
-    </w:r>
-    <w:proofErr w:type="gramEnd"/>
-    <w:r>
-      <w:rPr>
-        <w:rFonts w:ascii="Calibri" w:hAnsi="Calibri" w:cs="Calibri"/>
-      </w:rPr>
-      <w:t>}}</w:t>
+      <w:t>{{N.PROCESSO}}</w:t>
     </w:r>
     <w:r>
       <w:rPr>
@@ -40800,21 +40249,7 @@
       <w:rPr>
         <w:rFonts w:ascii="Calibri" w:hAnsi="Calibri" w:cs="Calibri"/>
       </w:rPr>
-      <w:t>{{</w:t>
-    </w:r>
-    <w:proofErr w:type="gramStart"/>
-    <w:r>
-      <w:rPr>
-        <w:rFonts w:ascii="Calibri" w:hAnsi="Calibri" w:cs="Calibri"/>
-      </w:rPr>
-      <w:t>N.MODALIDADE</w:t>
-    </w:r>
-    <w:proofErr w:type="gramEnd"/>
-    <w:r>
-      <w:rPr>
-        <w:rFonts w:ascii="Calibri" w:hAnsi="Calibri" w:cs="Calibri"/>
-      </w:rPr>
-      <w:t>}}</w:t>
+      <w:t>{{N.MODALIDADE}}</w:t>
     </w:r>
   </w:p>
 </w:ftr>
@@ -41057,25 +40492,7 @@
         <w:b/>
         <w:sz w:val="16"/>
       </w:rPr>
-      <w:t>FONE: (17) 3693-1101/ 3693-</w:t>
-    </w:r>
-    <w:proofErr w:type="gramStart"/>
-    <w:r>
-      <w:rPr>
-        <w:rFonts w:ascii="Calibri" w:eastAsia="Calibri" w:hAnsi="Calibri"/>
-        <w:b/>
-        <w:sz w:val="16"/>
-      </w:rPr>
-      <w:t>1118  e-mail</w:t>
-    </w:r>
-    <w:proofErr w:type="gramEnd"/>
-    <w:r>
-      <w:rPr>
-        <w:rFonts w:ascii="Calibri" w:eastAsia="Calibri" w:hAnsi="Calibri"/>
-        <w:b/>
-        <w:sz w:val="16"/>
-      </w:rPr>
-      <w:t xml:space="preserve">: </w:t>
+      <w:t xml:space="preserve">FONE: (17) 3693-1101/ 3693-1118  e-mail: </w:t>
     </w:r>
     <w:r>
       <w:rPr>
